--- a/tabela_art21_comparativo.docx
+++ b/tabela_art21_comparativo.docx
@@ -729,26 +729,8 @@
             <w:tcW w:type="dxa" w:w="2551"/>
           </w:tcPr>
           <w:p>
-            <w:pPr>
-              <w:jc w:val="left"/>
-            </w:pPr>
-            <w:r/>
             <w:r>
-              <w:rPr>
-                <w:rFonts w:ascii="Arial" w:hAnsi="Arial"/>
-                <w:sz w:val="17"/>
-              </w:rPr>
-              <w:t>A Comissão adota atos de execução que estabelecem:</w:t>
-              <w:br/>
-              <w:t>(a) informações a fornecer como prova de identificação e registo (n.º 3, al. (a));</w:t>
-              <w:br/>
-              <w:t>(b) informações a fornecer ao sistema de verificação do n.º 5 para demonstrar autenticidade;</w:t>
-              <w:br/>
-              <w:t>(c) características do sistema do n.º 5: funções essenciais, requisitos técnicos/eletrónicos/criptográficos, passos procedimentais para o colocador e para o adquirente.</w:t>
-              <w:br/>
-              <w:t>Prazos: al. (a) até 2 anos; als. (b) e (c) até 3 anos após entrada em vigor.</w:t>
-              <w:br/>
-              <w:t>(n.º 6 do art.º 21.º)</w:t>
+              <w:t>A Comissão adota atos de execução que preveem:</w:t>
             </w:r>
           </w:p>
         </w:tc>
